--- a/Slides/MI_unterrichten_02.docx
+++ b/Slides/MI_unterrichten_02.docx
@@ -31,10 +31,10 @@
         <w:pStyle w:val="Date"/>
       </w:pPr>
       <w:r>
-        <w:t xml:space="preserve">2026-02-25</w:t>
-      </w:r>
-    </w:p>
-    <w:bookmarkStart w:id="41" w:name="hardware"/>
+        <w:t xml:space="preserve">2026-05-27</w:t>
+      </w:r>
+    </w:p>
+    <w:bookmarkStart w:id="40" w:name="hardware"/>
     <w:p>
       <w:pPr>
         <w:pStyle w:val="Heading1"/>
@@ -264,7 +264,7 @@
       </w:r>
     </w:p>
     <w:bookmarkEnd w:id="11"/>
-    <w:bookmarkStart w:id="18" w:name="cpu"/>
+    <w:bookmarkStart w:id="17" w:name="cpu"/>
     <w:p>
       <w:pPr>
         <w:pStyle w:val="Heading2"/>
@@ -286,7 +286,7 @@
       <w:tr>
         <w:tc>
           <w:tcPr/>
-          <w:bookmarkStart w:id="17" w:name="fig-cpu"/>
+          <w:bookmarkStart w:id="16" w:name="fig-cpu"/>
           <w:p>
             <w:pPr>
               <w:pStyle w:val="Compact"/>
@@ -308,7 +308,7 @@
                           </pic:cNvPicPr>
                         </pic:nvPicPr>
                         <pic:blipFill>
-                          <a:blip r:embed="rId15">
+                          <a:blip>
                             <a:extLst>
                               <a:ext uri="{28A0092B-C50C-407E-A947-70E740481C1C}">
                                 <a14:useLocalDpi xmlns:a14="http://schemas.microsoft.com/office/drawing/2010/main" val="0"/>
@@ -359,7 +359,7 @@
             <w:r>
               <w:t xml:space="preserve"> </w:t>
             </w:r>
-            <w:hyperlink r:id="rId16">
+            <w:hyperlink r:id="rId15">
               <w:r>
                 <w:rPr>
                   <w:rStyle w:val="Hyperlink"/>
@@ -374,12 +374,12 @@
               <w:t xml:space="preserve">CC BY-SA 4.0</w:t>
             </w:r>
           </w:p>
-          <w:bookmarkEnd w:id="17"/>
+          <w:bookmarkEnd w:id="16"/>
         </w:tc>
       </w:tr>
     </w:tbl>
-    <w:bookmarkEnd w:id="18"/>
-    <w:bookmarkStart w:id="24" w:name="ram"/>
+    <w:bookmarkEnd w:id="17"/>
+    <w:bookmarkStart w:id="23" w:name="ram"/>
     <w:p>
       <w:pPr>
         <w:pStyle w:val="Heading2"/>
@@ -401,7 +401,7 @@
       <w:tr>
         <w:tc>
           <w:tcPr/>
-          <w:bookmarkStart w:id="23" w:name="fig-cpu"/>
+          <w:bookmarkStart w:id="22" w:name="fig-cpu"/>
           <w:p>
             <w:pPr>
               <w:pStyle w:val="Compact"/>
@@ -412,18 +412,18 @@
                 <wp:inline>
                   <wp:extent cx="5334000" cy="2782132"/>
                   <wp:effectExtent b="0" l="0" r="0" t="0"/>
-                  <wp:docPr descr="" title="" id="20" name="Picture"/>
+                  <wp:docPr descr="" title="" id="19" name="Picture"/>
                   <a:graphic>
                     <a:graphicData uri="http://schemas.openxmlformats.org/drawingml/2006/picture">
                       <pic:pic>
                         <pic:nvPicPr>
-                          <pic:cNvPr descr="MI_unterrichten/Wikimedia/RAM.jpg" id="21" name="Picture"/>
+                          <pic:cNvPr descr="MI_unterrichten/Wikimedia/RAM.jpg" id="20" name="Picture"/>
                           <pic:cNvPicPr>
                             <a:picLocks noChangeArrowheads="1" noChangeAspect="1"/>
                           </pic:cNvPicPr>
                         </pic:nvPicPr>
                         <pic:blipFill>
-                          <a:blip r:embed="rId19"/>
+                          <a:blip r:embed="rId18"/>
                           <a:stretch>
                             <a:fillRect/>
                           </a:stretch>
@@ -465,7 +465,7 @@
             <w:r>
               <w:t xml:space="preserve"> </w:t>
             </w:r>
-            <w:hyperlink r:id="rId22">
+            <w:hyperlink r:id="rId21">
               <w:r>
                 <w:rPr>
                   <w:rStyle w:val="Hyperlink"/>
@@ -480,12 +480,12 @@
               <w:t xml:space="preserve">CC BY-SA 4.0</w:t>
             </w:r>
           </w:p>
-          <w:bookmarkEnd w:id="23"/>
+          <w:bookmarkEnd w:id="22"/>
         </w:tc>
       </w:tr>
     </w:tbl>
-    <w:bookmarkEnd w:id="24"/>
-    <w:bookmarkStart w:id="34" w:name="ssd-hdd"/>
+    <w:bookmarkEnd w:id="23"/>
+    <w:bookmarkStart w:id="33" w:name="ssd-hdd"/>
     <w:p>
       <w:pPr>
         <w:pStyle w:val="Heading2"/>
@@ -507,7 +507,7 @@
       <w:tr>
         <w:tc>
           <w:tcPr/>
-          <w:bookmarkStart w:id="28" w:name="fig-cpu"/>
+          <w:bookmarkStart w:id="27" w:name="fig-cpu"/>
           <w:p>
             <w:pPr>
               <w:pStyle w:val="Compact"/>
@@ -518,18 +518,18 @@
                 <wp:inline>
                   <wp:extent cx="3810000" cy="2540000"/>
                   <wp:effectExtent b="0" l="0" r="0" t="0"/>
-                  <wp:docPr descr="" title="" id="26" name="Picture"/>
+                  <wp:docPr descr="" title="" id="25" name="Picture"/>
                   <a:graphic>
                     <a:graphicData uri="http://schemas.openxmlformats.org/drawingml/2006/picture">
                       <pic:pic>
                         <pic:nvPicPr>
-                          <pic:cNvPr descr="MI_unterrichten/Wikimedia/ssd.jpg" id="27" name="Picture"/>
+                          <pic:cNvPr descr="MI_unterrichten/Wikimedia/ssd.jpg" id="26" name="Picture"/>
                           <pic:cNvPicPr>
                             <a:picLocks noChangeArrowheads="1" noChangeAspect="1"/>
                           </pic:cNvPicPr>
                         </pic:nvPicPr>
                         <pic:blipFill>
-                          <a:blip r:embed="rId25"/>
+                          <a:blip r:embed="rId24"/>
                           <a:stretch>
                             <a:fillRect/>
                           </a:stretch>
@@ -569,7 +569,7 @@
               <w:t xml:space="preserve">Figure 3: Solid State Drive - CC0</w:t>
             </w:r>
           </w:p>
-          <w:bookmarkEnd w:id="28"/>
+          <w:bookmarkEnd w:id="27"/>
         </w:tc>
       </w:tr>
     </w:tbl>
@@ -586,7 +586,7 @@
       <w:tr>
         <w:tc>
           <w:tcPr/>
-          <w:bookmarkStart w:id="33" w:name="fig-cpu"/>
+          <w:bookmarkStart w:id="32" w:name="fig-cpu"/>
           <w:p>
             <w:pPr>
               <w:pStyle w:val="Compact"/>
@@ -597,18 +597,18 @@
                 <wp:inline>
                   <wp:extent cx="3810000" cy="2540000"/>
                   <wp:effectExtent b="0" l="0" r="0" t="0"/>
-                  <wp:docPr descr="" title="" id="30" name="Picture"/>
+                  <wp:docPr descr="" title="" id="29" name="Picture"/>
                   <a:graphic>
                     <a:graphicData uri="http://schemas.openxmlformats.org/drawingml/2006/picture">
                       <pic:pic>
                         <pic:nvPicPr>
-                          <pic:cNvPr descr="MI_unterrichten/Wikimedia/hdd.jpg" id="31" name="Picture"/>
+                          <pic:cNvPr descr="MI_unterrichten/Wikimedia/hdd.jpg" id="30" name="Picture"/>
                           <pic:cNvPicPr>
                             <a:picLocks noChangeArrowheads="1" noChangeAspect="1"/>
                           </pic:cNvPicPr>
                         </pic:nvPicPr>
                         <pic:blipFill>
-                          <a:blip r:embed="rId29"/>
+                          <a:blip r:embed="rId28"/>
                           <a:stretch>
                             <a:fillRect/>
                           </a:stretch>
@@ -650,7 +650,7 @@
             <w:r>
               <w:t xml:space="preserve"> </w:t>
             </w:r>
-            <w:hyperlink r:id="rId32">
+            <w:hyperlink r:id="rId31">
               <w:r>
                 <w:rPr>
                   <w:rStyle w:val="Hyperlink"/>
@@ -665,12 +665,12 @@
               <w:t xml:space="preserve">CC BY-SA 4.0</w:t>
             </w:r>
           </w:p>
-          <w:bookmarkEnd w:id="33"/>
+          <w:bookmarkEnd w:id="32"/>
         </w:tc>
       </w:tr>
     </w:tbl>
-    <w:bookmarkEnd w:id="34"/>
-    <w:bookmarkStart w:id="40" w:name="mainboard-motherboard"/>
+    <w:bookmarkEnd w:id="33"/>
+    <w:bookmarkStart w:id="39" w:name="mainboard-motherboard"/>
     <w:p>
       <w:pPr>
         <w:pStyle w:val="Heading2"/>
@@ -692,7 +692,7 @@
       <w:tr>
         <w:tc>
           <w:tcPr/>
-          <w:bookmarkStart w:id="39" w:name="fig-cpu"/>
+          <w:bookmarkStart w:id="38" w:name="fig-cpu"/>
           <w:p>
             <w:pPr>
               <w:pStyle w:val="Compact"/>
@@ -703,18 +703,18 @@
                 <wp:inline>
                   <wp:extent cx="5334000" cy="2667000"/>
                   <wp:effectExtent b="0" l="0" r="0" t="0"/>
-                  <wp:docPr descr="" title="" id="36" name="Picture"/>
+                  <wp:docPr descr="" title="" id="35" name="Picture"/>
                   <a:graphic>
                     <a:graphicData uri="http://schemas.openxmlformats.org/drawingml/2006/picture">
                       <pic:pic>
                         <pic:nvPicPr>
-                          <pic:cNvPr descr="MI_unterrichten/Wikimedia/mainboard.jpg" id="37" name="Picture"/>
+                          <pic:cNvPr descr="MI_unterrichten/Wikimedia/mainboard.jpg" id="36" name="Picture"/>
                           <pic:cNvPicPr>
                             <a:picLocks noChangeArrowheads="1" noChangeAspect="1"/>
                           </pic:cNvPicPr>
                         </pic:nvPicPr>
                         <pic:blipFill>
-                          <a:blip r:embed="rId35"/>
+                          <a:blip r:embed="rId34"/>
                           <a:stretch>
                             <a:fillRect/>
                           </a:stretch>
@@ -756,7 +756,7 @@
             <w:r>
               <w:t xml:space="preserve"> </w:t>
             </w:r>
-            <w:hyperlink r:id="rId38">
+            <w:hyperlink r:id="rId37">
               <w:r>
                 <w:rPr>
                   <w:rStyle w:val="Hyperlink"/>
@@ -771,13 +771,13 @@
               <w:t xml:space="preserve">CC BY-SA 4.0</w:t>
             </w:r>
           </w:p>
-          <w:bookmarkEnd w:id="39"/>
+          <w:bookmarkEnd w:id="38"/>
         </w:tc>
       </w:tr>
     </w:tbl>
+    <w:bookmarkEnd w:id="39"/>
     <w:bookmarkEnd w:id="40"/>
-    <w:bookmarkEnd w:id="41"/>
-    <w:bookmarkStart w:id="56" w:name="netzwerke"/>
+    <w:bookmarkStart w:id="55" w:name="netzwerke"/>
     <w:p>
       <w:pPr>
         <w:pStyle w:val="Heading1"/>
@@ -786,7 +786,7 @@
         <w:t xml:space="preserve">Netzwerke</w:t>
       </w:r>
     </w:p>
-    <w:bookmarkStart w:id="42" w:name="netzwerke-grundlagen"/>
+    <w:bookmarkStart w:id="41" w:name="netzwerke-grundlagen"/>
     <w:p>
       <w:pPr>
         <w:pStyle w:val="Heading2"/>
@@ -831,8 +831,8 @@
         <w:t xml:space="preserve">Vorteile: Ressourcenteilung, Kommunikation, Zugriff auf Internet</w:t>
       </w:r>
     </w:p>
-    <w:bookmarkEnd w:id="42"/>
-    <w:bookmarkStart w:id="48" w:name="netzwerktopologien"/>
+    <w:bookmarkEnd w:id="41"/>
+    <w:bookmarkStart w:id="47" w:name="netzwerktopologien"/>
     <w:p>
       <w:pPr>
         <w:pStyle w:val="Heading2"/>
@@ -854,7 +854,7 @@
       <w:tr>
         <w:tc>
           <w:tcPr/>
-          <w:bookmarkStart w:id="47" w:name="fig-cpu"/>
+          <w:bookmarkStart w:id="46" w:name="fig-cpu"/>
           <w:p>
             <w:pPr>
               <w:pStyle w:val="Compact"/>
@@ -865,18 +865,18 @@
                 <wp:inline>
                   <wp:extent cx="5334000" cy="2614910"/>
                   <wp:effectExtent b="0" l="0" r="0" t="0"/>
-                  <wp:docPr descr="" title="" id="44" name="Picture"/>
+                  <wp:docPr descr="" title="" id="43" name="Picture"/>
                   <a:graphic>
                     <a:graphicData uri="http://schemas.openxmlformats.org/drawingml/2006/picture">
                       <pic:pic>
                         <pic:nvPicPr>
-                          <pic:cNvPr descr="MI_unterrichten/Wikimedia/networks.png" id="45" name="Picture"/>
+                          <pic:cNvPr descr="MI_unterrichten/Wikimedia/networks.png" id="44" name="Picture"/>
                           <pic:cNvPicPr>
                             <a:picLocks noChangeArrowheads="1" noChangeAspect="1"/>
                           </pic:cNvPicPr>
                         </pic:nvPicPr>
                         <pic:blipFill>
-                          <a:blip r:embed="rId43"/>
+                          <a:blip r:embed="rId42"/>
                           <a:stretch>
                             <a:fillRect/>
                           </a:stretch>
@@ -918,7 +918,7 @@
             <w:r>
               <w:t xml:space="preserve"> </w:t>
             </w:r>
-            <w:hyperlink r:id="rId46">
+            <w:hyperlink r:id="rId45">
               <w:r>
                 <w:rPr>
                   <w:rStyle w:val="Hyperlink"/>
@@ -933,51 +933,51 @@
               <w:t xml:space="preserve">CC BY-SA 4.0</w:t>
             </w:r>
           </w:p>
-          <w:bookmarkEnd w:id="47"/>
+          <w:bookmarkEnd w:id="46"/>
         </w:tc>
       </w:tr>
     </w:tbl>
+    <w:bookmarkEnd w:id="47"/>
+    <w:bookmarkStart w:id="48" w:name="auftrag"/>
+    <w:p>
+      <w:pPr>
+        <w:pStyle w:val="Heading2"/>
+      </w:pPr>
+      <w:r>
+        <w:t xml:space="preserve">Auftrag</w:t>
+      </w:r>
+    </w:p>
+    <w:p>
+      <w:pPr>
+        <w:pStyle w:val="FirstParagraph"/>
+      </w:pPr>
+      <w:r>
+        <w:t xml:space="preserve">Entscheiden Sie welche Netzerwerktopolien sind resilient gegen Angriffe.</w:t>
+      </w:r>
+    </w:p>
+    <w:p>
+      <w:pPr>
+        <w:pStyle w:val="BodyText"/>
+      </w:pPr>
+      <w:r>
+        <w:t xml:space="preserve">Wie sind Chatplatformen (Whatsapp), Mail und Streaminganbieter vernetzt?</w:t>
+      </w:r>
+    </w:p>
     <w:bookmarkEnd w:id="48"/>
-    <w:bookmarkStart w:id="49" w:name="auftrag"/>
+    <w:bookmarkStart w:id="50" w:name="srf"/>
     <w:p>
       <w:pPr>
         <w:pStyle w:val="Heading2"/>
       </w:pPr>
       <w:r>
-        <w:t xml:space="preserve">Auftrag</w:t>
+        <w:t xml:space="preserve">SRF</w:t>
       </w:r>
     </w:p>
     <w:p>
       <w:pPr>
         <w:pStyle w:val="FirstParagraph"/>
       </w:pPr>
-      <w:r>
-        <w:t xml:space="preserve">Entscheiden Sie welche Netzerwerktopolien sind resilient gegen Angriffe.</w:t>
-      </w:r>
-    </w:p>
-    <w:p>
-      <w:pPr>
-        <w:pStyle w:val="BodyText"/>
-      </w:pPr>
-      <w:r>
-        <w:t xml:space="preserve">Wie sind Chatplatformen (Whatsapp), Mail und Streaminganbieter vernetzt?</w:t>
-      </w:r>
-    </w:p>
-    <w:bookmarkEnd w:id="49"/>
-    <w:bookmarkStart w:id="51" w:name="srf"/>
-    <w:p>
-      <w:pPr>
-        <w:pStyle w:val="Heading2"/>
-      </w:pPr>
-      <w:r>
-        <w:t xml:space="preserve">SRF</w:t>
-      </w:r>
-    </w:p>
-    <w:p>
-      <w:pPr>
-        <w:pStyle w:val="FirstParagraph"/>
-      </w:pPr>
-      <w:hyperlink r:id="rId50">
+      <w:hyperlink r:id="rId49">
         <w:r>
           <w:rPr>
             <w:rStyle w:val="Hyperlink"/>
@@ -986,8 +986,8 @@
         </w:r>
       </w:hyperlink>
     </w:p>
-    <w:bookmarkEnd w:id="51"/>
-    <w:bookmarkStart w:id="53" w:name="vernetzung-über-unterseekabel"/>
+    <w:bookmarkEnd w:id="50"/>
+    <w:bookmarkStart w:id="52" w:name="vernetzung-über-unterseekabel"/>
     <w:p>
       <w:pPr>
         <w:pStyle w:val="Heading2"/>
@@ -1000,7 +1000,7 @@
       <w:pPr>
         <w:pStyle w:val="FirstParagraph"/>
       </w:pPr>
-      <w:hyperlink r:id="rId52">
+      <w:hyperlink r:id="rId51">
         <w:r>
           <w:rPr>
             <w:rStyle w:val="Hyperlink"/>
@@ -1009,8 +1009,8 @@
         </w:r>
       </w:hyperlink>
     </w:p>
-    <w:bookmarkEnd w:id="53"/>
-    <w:bookmarkStart w:id="54" w:name="netzwerktechnik"/>
+    <w:bookmarkEnd w:id="52"/>
+    <w:bookmarkStart w:id="53" w:name="netzwerktechnik"/>
     <w:p>
       <w:pPr>
         <w:pStyle w:val="Heading2"/>
@@ -1095,8 +1095,8 @@
         <w:t xml:space="preserve">: Schutz vor unerlaubten Zugriffen</w:t>
       </w:r>
     </w:p>
-    <w:bookmarkEnd w:id="54"/>
-    <w:bookmarkStart w:id="55" w:name="auftrag-1"/>
+    <w:bookmarkEnd w:id="53"/>
+    <w:bookmarkStart w:id="54" w:name="auftrag-1"/>
     <w:p>
       <w:pPr>
         <w:pStyle w:val="Heading2"/>
@@ -1197,8 +1197,8 @@
         <w:t xml:space="preserve">Netflix Server</w:t>
       </w:r>
     </w:p>
+    <w:bookmarkEnd w:id="54"/>
     <w:bookmarkEnd w:id="55"/>
-    <w:bookmarkEnd w:id="56"/>
     <w:sectPr>
       <w:footnotePr>
         <w:numRestart w:val="eachSect"/>
